--- a/deliverables/数据库设计说明书.docx
+++ b/deliverables/数据库设计说明书.docx
@@ -3137,6 +3137,143 @@
               <w:pStyle w:val="Compact"/>
             </w:pPr>
             <w:r>
+              <w:t xml:space="preserve">progress</w:t>
+            </w:r>
+          </w:p>
+        </w:tc>
+        <w:tc>
+          <w:tcPr/>
+          <w:p>
+            <w:pPr>
+              <w:pStyle w:val="Compact"/>
+            </w:pPr>
+            <w:r>
+              <w:t xml:space="preserve">BIGINT</w:t>
+            </w:r>
+          </w:p>
+        </w:tc>
+        <w:tc>
+          <w:tcPr/>
+          <w:p>
+            <w:pPr>
+              <w:pStyle w:val="Compact"/>
+            </w:pPr>
+            <w:r>
+              <w:t xml:space="preserve">NOT NULL DEFAULT 0</w:t>
+            </w:r>
+          </w:p>
+        </w:tc>
+        <w:tc>
+          <w:tcPr/>
+          <w:p>
+            <w:pPr>
+              <w:pStyle w:val="Compact"/>
+            </w:pPr>
+            <w:r>
+              <w:rPr>
+                <w:rFonts w:hint="eastAsia"/>
+              </w:rPr>
+              <w:t xml:space="preserve">断点续传：已读取字节偏移（Worker</w:t>
+            </w:r>
+            <w:r>
+              <w:t xml:space="preserve"> </w:t>
+            </w:r>
+            <w:r>
+              <w:rPr>
+                <w:rFonts w:hint="eastAsia"/>
+              </w:rPr>
+              <w:t xml:space="preserve">每</w:t>
+            </w:r>
+            <w:r>
+              <w:t xml:space="preserve"> 5s </w:t>
+            </w:r>
+            <w:r>
+              <w:rPr>
+                <w:rFonts w:hint="eastAsia"/>
+              </w:rPr>
+              <w:t xml:space="preserve">上报，重派后从该偏移续读）</w:t>
+            </w:r>
+          </w:p>
+        </w:tc>
+      </w:tr>
+      <w:tr>
+        <w:tc>
+          <w:tcPr/>
+          <w:p>
+            <w:pPr>
+              <w:pStyle w:val="Compact"/>
+            </w:pPr>
+            <w:r>
+              <w:t xml:space="preserve">fence_token</w:t>
+            </w:r>
+          </w:p>
+        </w:tc>
+        <w:tc>
+          <w:tcPr/>
+          <w:p>
+            <w:pPr>
+              <w:pStyle w:val="Compact"/>
+            </w:pPr>
+            <w:r>
+              <w:t xml:space="preserve">BIGINT</w:t>
+            </w:r>
+          </w:p>
+        </w:tc>
+        <w:tc>
+          <w:tcPr/>
+          <w:p>
+            <w:pPr>
+              <w:pStyle w:val="Compact"/>
+            </w:pPr>
+            <w:r>
+              <w:t xml:space="preserve">NOT NULL DEFAULT 0</w:t>
+            </w:r>
+          </w:p>
+        </w:tc>
+        <w:tc>
+          <w:tcPr/>
+          <w:p>
+            <w:pPr>
+              <w:pStyle w:val="Compact"/>
+            </w:pPr>
+            <w:r>
+              <w:t xml:space="preserve">fencing </w:t>
+            </w:r>
+            <w:r>
+              <w:rPr>
+                <w:rFonts w:hint="eastAsia"/>
+              </w:rPr>
+              <w:t xml:space="preserve">token：每次（重）派发</w:t>
+            </w:r>
+            <w:r>
+              <w:t xml:space="preserve"> </w:t>
+            </w:r>
+            <w:r>
+              <w:rPr>
+                <w:rFonts w:hint="eastAsia"/>
+              </w:rPr>
+              <w:t xml:space="preserve">+1，Worker</w:t>
+            </w:r>
+            <w:r>
+              <w:t xml:space="preserve"> </w:t>
+            </w:r>
+            <w:r>
+              <w:rPr>
+                <w:rFonts w:hint="eastAsia"/>
+              </w:rPr>
+              <w:t xml:space="preserve">上报需携带，过期上报被拒，防网络分区双跑</w:t>
+            </w:r>
+          </w:p>
+        </w:tc>
+      </w:tr>
+      <w:tr>
+        <w:tc>
+          <w:tcPr/>
+          <w:p>
+            <w:pPr>
+              <w:pStyle w:val="Compact"/>
+            </w:pPr>
+            <w:r>
               <w:t xml:space="preserve">updated_at</w:t>
             </w:r>
           </w:p>
@@ -4209,6 +4346,150 @@
           <w:rFonts w:hint="eastAsia"/>
         </w:rPr>
         <w:t xml:space="preserve">条分片记录，逻辑统一无特例。</w:t>
+      </w:r>
+    </w:p>
+    <w:p>
+      <w:pPr>
+        <w:pStyle w:val="Compact"/>
+        <w:numPr>
+          <w:ilvl w:val="0"/>
+          <w:numId w:val="1001"/>
+        </w:numPr>
+      </w:pPr>
+      <w:r>
+        <w:rPr>
+          <w:rFonts w:hint="eastAsia"/>
+          <w:b/>
+          <w:bCs/>
+        </w:rPr>
+        <w:t xml:space="preserve">崩溃恢复语义</w:t>
+      </w:r>
+      <w:r>
+        <w:rPr>
+          <w:b/>
+          <w:bCs/>
+        </w:rPr>
+        <w:t xml:space="preserve"> at-least-once</w:t>
+      </w:r>
+      <w:r>
+        <w:rPr>
+          <w:rFonts w:hint="eastAsia"/>
+        </w:rPr>
+        <w:t xml:space="preserve">：</w:t>
+      </w:r>
+      <w:r>
+        <w:rPr>
+          <w:rStyle w:val="VerbatimChar"/>
+        </w:rPr>
+        <w:t xml:space="preserve">progress</w:t>
+      </w:r>
+      <w:r>
+        <w:t xml:space="preserve"> </w:t>
+      </w:r>
+      <w:r>
+        <w:rPr>
+          <w:rFonts w:hint="eastAsia"/>
+        </w:rPr>
+        <w:t xml:space="preserve">记录分片已读字节偏移，Worker</w:t>
+      </w:r>
+      <w:r>
+        <w:t xml:space="preserve"> </w:t>
+      </w:r>
+      <w:r>
+        <w:rPr>
+          <w:rFonts w:hint="eastAsia"/>
+        </w:rPr>
+        <w:t xml:space="preserve">崩溃重派后从断点续读；Sink</w:t>
+      </w:r>
+      <w:r>
+        <w:t xml:space="preserve"> </w:t>
+      </w:r>
+      <w:r>
+        <w:rPr>
+          <w:rFonts w:hint="eastAsia"/>
+        </w:rPr>
+        <w:t xml:space="preserve">侧不去重，重启可能重复写尾部少量数据，下游需幂等或容忍。</w:t>
+      </w:r>
+    </w:p>
+    <w:p>
+      <w:pPr>
+        <w:pStyle w:val="Compact"/>
+        <w:numPr>
+          <w:ilvl w:val="0"/>
+          <w:numId w:val="1001"/>
+        </w:numPr>
+      </w:pPr>
+      <w:r>
+        <w:rPr>
+          <w:b/>
+          <w:bCs/>
+        </w:rPr>
+        <w:t xml:space="preserve">fencing token </w:t>
+      </w:r>
+      <w:r>
+        <w:rPr>
+          <w:rFonts w:hint="eastAsia"/>
+          <w:b/>
+          <w:bCs/>
+        </w:rPr>
+        <w:t xml:space="preserve">防双跑</w:t>
+      </w:r>
+      <w:r>
+        <w:rPr>
+          <w:rFonts w:hint="eastAsia"/>
+        </w:rPr>
+        <w:t xml:space="preserve">：网络分区导致</w:t>
+      </w:r>
+      <w:r>
+        <w:t xml:space="preserve"> </w:t>
+      </w:r>
+      <w:r>
+        <w:rPr>
+          <w:rFonts w:hint="eastAsia"/>
+        </w:rPr>
+        <w:t xml:space="preserve">Worker「假死」时，分片会被重派给其他</w:t>
+      </w:r>
+      <w:r>
+        <w:t xml:space="preserve"> </w:t>
+      </w:r>
+      <w:r>
+        <w:rPr>
+          <w:rFonts w:hint="eastAsia"/>
+        </w:rPr>
+        <w:t xml:space="preserve">Worker；</w:t>
+      </w:r>
+      <w:r>
+        <w:rPr>
+          <w:rStyle w:val="VerbatimChar"/>
+        </w:rPr>
+        <w:t xml:space="preserve">fence_token</w:t>
+      </w:r>
+      <w:r>
+        <w:t xml:space="preserve"> </w:t>
+      </w:r>
+      <w:r>
+        <w:rPr>
+          <w:rFonts w:hint="eastAsia"/>
+        </w:rPr>
+        <w:t xml:space="preserve">保证只有最新被指派的</w:t>
+      </w:r>
+      <w:r>
+        <w:t xml:space="preserve"> Worker </w:t>
+      </w:r>
+      <w:r>
+        <w:rPr>
+          <w:rFonts w:hint="eastAsia"/>
+        </w:rPr>
+        <w:t xml:space="preserve">的上报被接受，旧</w:t>
+      </w:r>
+      <w:r>
+        <w:t xml:space="preserve"> Worker </w:t>
+      </w:r>
+      <w:r>
+        <w:rPr>
+          <w:rFonts w:hint="eastAsia"/>
+        </w:rPr>
+        <w:t xml:space="preserve">的上报被拒并收到停止指令。</w:t>
       </w:r>
     </w:p>
     <w:p>
